--- a/резюме.docx
+++ b/резюме.docx
@@ -259,96 +259,9 @@
         </w:rPr>
         <w:t xml:space="preserve"> и многостраничных сайтов (примеры работ есть в портфолио: </w:t>
       </w:r>
-      <w:hyperlink r:id="rId6" w:history="1">
-        <w:r>
-          <w:rPr>
-            <w:rStyle w:val="a3"/>
-            <w:lang w:val="en-US"/>
-          </w:rPr>
-          <w:t>https</w:t>
-        </w:r>
-        <w:r>
-          <w:rPr>
-            <w:rStyle w:val="a3"/>
-            <w:lang w:val="ru-RU"/>
-          </w:rPr>
-          <w:t>://</w:t>
-        </w:r>
-        <w:r>
-          <w:rPr>
-            <w:rStyle w:val="a3"/>
-            <w:lang w:val="en-US"/>
-          </w:rPr>
-          <w:t>l</w:t>
-        </w:r>
-        <w:r>
-          <w:rPr>
-            <w:rStyle w:val="a3"/>
-            <w:lang w:val="en-US"/>
-          </w:rPr>
-          <w:t>oner</w:t>
-        </w:r>
-        <w:r>
-          <w:rPr>
-            <w:rStyle w:val="a3"/>
-            <w:lang w:val="ru-RU"/>
-          </w:rPr>
-          <w:t>1</w:t>
-        </w:r>
-        <w:r>
-          <w:rPr>
-            <w:rStyle w:val="a3"/>
-            <w:lang w:val="en-US"/>
-          </w:rPr>
-          <w:t>feed</w:t>
-        </w:r>
-        <w:r>
-          <w:rPr>
-            <w:rStyle w:val="a3"/>
-            <w:lang w:val="ru-RU"/>
-          </w:rPr>
-          <w:t>.</w:t>
-        </w:r>
-        <w:proofErr w:type="spellStart"/>
-        <w:r>
-          <w:rPr>
-            <w:rStyle w:val="a3"/>
-            <w:lang w:val="en-US"/>
-          </w:rPr>
-          <w:t>github</w:t>
-        </w:r>
-        <w:proofErr w:type="spellEnd"/>
-        <w:r>
-          <w:rPr>
-            <w:rStyle w:val="a3"/>
-            <w:lang w:val="ru-RU"/>
-          </w:rPr>
-          <w:t>.</w:t>
-        </w:r>
-        <w:proofErr w:type="spellStart"/>
-        <w:r>
-          <w:rPr>
-            <w:rStyle w:val="a3"/>
-            <w:lang w:val="en-US"/>
-          </w:rPr>
-          <w:t>io</w:t>
-        </w:r>
-        <w:proofErr w:type="spellEnd"/>
-        <w:r>
-          <w:rPr>
-            <w:rStyle w:val="a3"/>
-            <w:lang w:val="ru-RU"/>
-          </w:rPr>
-          <w:t>/</w:t>
-        </w:r>
-        <w:r>
-          <w:rPr>
-            <w:rStyle w:val="a3"/>
-            <w:lang w:val="en-US"/>
-          </w:rPr>
-          <w:t>views</w:t>
-        </w:r>
-      </w:hyperlink>
+      <w:r>
+        <w:t>https://loner1feed.github.io/portfolio-new/</w:t>
+      </w:r>
       <w:r>
         <w:rPr>
           <w:lang w:val="ru-RU"/>
@@ -361,6 +274,8 @@
         </w:rPr>
         <w:t xml:space="preserve">. </w:t>
       </w:r>
+      <w:bookmarkStart w:id="0" w:name="_GoBack"/>
+      <w:bookmarkEnd w:id="0"/>
     </w:p>
     <w:p>
       <w:pPr>
@@ -878,8 +793,6 @@
         </w:rPr>
         <w:t>.</w:t>
       </w:r>
-      <w:bookmarkStart w:id="0" w:name="_GoBack"/>
-      <w:bookmarkEnd w:id="0"/>
     </w:p>
     <w:sectPr>
       <w:pgSz w:w="11906" w:h="16838"/>
